--- a/spa/docx/07.content.docx
+++ b/spa/docx/07.content.docx
@@ -19,7 +19,7 @@
         <w:rPr>
           <w:lang w:val="es_ES" w:bidi="es_ES"/>
         </w:rPr>
-        <w:t>Resource: Notas de Estudio - Introducciones a los Libros (Tyndale)</w:t>
+        <w:t>Resource: Tyndale Open Study Notes</w:t>
       </w:r>
       <w:r>
         <w:rPr>
@@ -112,7 +112,7 @@
         <w:rPr>
           <w:lang w:val="es_ES" w:bidi="es_ES"/>
         </w:rPr>
-        <w:t>Notas de Estudio - Introducciones a los Libros (Tyndale)</w:t>
+        <w:t>Tyndale Open Study Notes</w:t>
       </w:r>
     </w:p>
     <w:p>

--- a/spa/docx/07.content.docx
+++ b/spa/docx/07.content.docx
@@ -19,7 +19,7 @@
         <w:rPr>
           <w:lang w:val="es_ES" w:bidi="es_ES"/>
         </w:rPr>
-        <w:t>Resource: Tyndale Open Study Notes</w:t>
+        <w:t>Resource: Aquifer Open Study Notes (Book Intros)</w:t>
       </w:r>
       <w:r>
         <w:rPr>
@@ -112,7 +112,7 @@
         <w:rPr>
           <w:lang w:val="es_ES" w:bidi="es_ES"/>
         </w:rPr>
-        <w:t>Tyndale Open Study Notes</w:t>
+        <w:t>Aquifer Open Study Notes (Book Intros)</w:t>
       </w:r>
     </w:p>
     <w:p>

--- a/spa/docx/07.content.docx
+++ b/spa/docx/07.content.docx
@@ -311,54 +311,36 @@
         </w:rPr>
         <w:t>Según el libro de Jueces, las deficiencias de Israel tenían dos causas principales. Primero, los prólogos (</w:t>
       </w:r>
-      <w:hyperlink r:id="rId13">
-        <w:r>
-          <w:rPr>
-            <w:lang w:val="es_ES" w:bidi="es_ES"/>
-          </w:rPr>
-          <w:rPr>
-            <w:color w:val="0000EE"/>
-            <w:u w:val="single"/>
-          </w:rPr>
-          <w:t>1:1–2:5</w:t>
-        </w:r>
-      </w:hyperlink>
+      <w:r>
+        <w:rPr>
+          <w:lang w:val="es_ES" w:bidi="es_ES"/>
+        </w:rPr>
+        <w:t>1:1–2:5</w:t>
+      </w:r>
       <w:r>
         <w:rPr>
           <w:lang w:val="es_ES" w:bidi="es_ES"/>
         </w:rPr>
         <w:t xml:space="preserve"> y </w:t>
       </w:r>
-      <w:hyperlink r:id="rId14">
-        <w:r>
-          <w:rPr>
-            <w:lang w:val="es_ES" w:bidi="es_ES"/>
-          </w:rPr>
-          <w:rPr>
-            <w:color w:val="0000EE"/>
-            <w:u w:val="single"/>
-          </w:rPr>
-          <w:t>2:6–3:6</w:t>
-        </w:r>
-      </w:hyperlink>
+      <w:r>
+        <w:rPr>
+          <w:lang w:val="es_ES" w:bidi="es_ES"/>
+        </w:rPr>
+        <w:t>2:6–3:6</w:t>
+      </w:r>
       <w:r>
         <w:rPr>
           <w:lang w:val="es_ES" w:bidi="es_ES"/>
         </w:rPr>
         <w:t xml:space="preserve">) explican que las tribus no lograron poseer sus territorios asignados porque adoptaron las normas de los cananeos en lugar de adherirse al pacto divino otorgado a través de Moisés. El segundo problema se destaca en los epílogos (caps. </w:t>
       </w:r>
-      <w:hyperlink r:id="rId15">
-        <w:r>
-          <w:rPr>
-            <w:lang w:val="es_ES" w:bidi="es_ES"/>
-          </w:rPr>
-          <w:rPr>
-            <w:color w:val="0000EE"/>
-            <w:u w:val="single"/>
-          </w:rPr>
-          <w:t>17–21</w:t>
-        </w:r>
-      </w:hyperlink>
+      <w:r>
+        <w:rPr>
+          <w:lang w:val="es_ES" w:bidi="es_ES"/>
+        </w:rPr>
+        <w:t>17–21</w:t>
+      </w:r>
       <w:r>
         <w:rPr>
           <w:lang w:val="es_ES" w:bidi="es_ES"/>
@@ -377,72 +359,48 @@
         </w:rPr>
         <w:t>” (</w:t>
       </w:r>
-      <w:hyperlink r:id="rId16">
-        <w:r>
-          <w:rPr>
-            <w:lang w:val="es_ES" w:bidi="es_ES"/>
-          </w:rPr>
-          <w:rPr>
-            <w:color w:val="0000EE"/>
-            <w:u w:val="single"/>
-          </w:rPr>
-          <w:t>17:6,</w:t>
-        </w:r>
-      </w:hyperlink>
+      <w:r>
+        <w:rPr>
+          <w:lang w:val="es_ES" w:bidi="es_ES"/>
+        </w:rPr>
+        <w:t>17:6,</w:t>
+      </w:r>
       <w:r>
         <w:rPr>
           <w:lang w:val="es_ES" w:bidi="es_ES"/>
         </w:rPr>
         <w:t xml:space="preserve"> </w:t>
       </w:r>
-      <w:hyperlink r:id="rId17">
-        <w:r>
-          <w:rPr>
-            <w:lang w:val="es_ES" w:bidi="es_ES"/>
-          </w:rPr>
-          <w:rPr>
-            <w:color w:val="0000EE"/>
-            <w:u w:val="single"/>
-          </w:rPr>
-          <w:t>18:1,</w:t>
-        </w:r>
-      </w:hyperlink>
+      <w:r>
+        <w:rPr>
+          <w:lang w:val="es_ES" w:bidi="es_ES"/>
+        </w:rPr>
+        <w:t>18:1,</w:t>
+      </w:r>
       <w:r>
         <w:rPr>
           <w:lang w:val="es_ES" w:bidi="es_ES"/>
         </w:rPr>
         <w:t xml:space="preserve"> </w:t>
       </w:r>
-      <w:hyperlink r:id="rId18">
-        <w:r>
-          <w:rPr>
-            <w:lang w:val="es_ES" w:bidi="es_ES"/>
-          </w:rPr>
-          <w:rPr>
-            <w:color w:val="0000EE"/>
-            <w:u w:val="single"/>
-          </w:rPr>
-          <w:t>19:1,</w:t>
-        </w:r>
-      </w:hyperlink>
+      <w:r>
+        <w:rPr>
+          <w:lang w:val="es_ES" w:bidi="es_ES"/>
+        </w:rPr>
+        <w:t>19:1,</w:t>
+      </w:r>
       <w:r>
         <w:rPr>
           <w:lang w:val="es_ES" w:bidi="es_ES"/>
         </w:rPr>
         <w:t xml:space="preserve"> </w:t>
       </w:r>
-      <w:hyperlink r:id="rId19">
-        <w:r>
-          <w:rPr>
-            <w:lang w:val="es_ES" w:bidi="es_ES"/>
-          </w:rPr>
-          <w:rPr>
-            <w:color w:val="0000EE"/>
-            <w:u w:val="single"/>
-          </w:rPr>
-          <w:t>21:25</w:t>
-        </w:r>
-      </w:hyperlink>
+      <w:r>
+        <w:rPr>
+          <w:lang w:val="es_ES" w:bidi="es_ES"/>
+        </w:rPr>
+        <w:t>21:25</w:t>
+      </w:r>
       <w:r>
         <w:rPr>
           <w:lang w:val="es_ES" w:bidi="es_ES"/>
@@ -463,18 +421,12 @@
         </w:rPr>
         <w:t xml:space="preserve">El libro de los Jueces no rechaza el principio del liderazgo carismático representado por los jueces. La inspiración de los jueces surgió por iniciativa de Dios y cumplió su propósito al guiar y salvar a Israel (ver </w:t>
       </w:r>
-      <w:hyperlink r:id="rId20">
-        <w:r>
-          <w:rPr>
-            <w:lang w:val="es_ES" w:bidi="es_ES"/>
-          </w:rPr>
-          <w:rPr>
-            <w:color w:val="0000EE"/>
-            <w:u w:val="single"/>
-          </w:rPr>
-          <w:t>2:16–19</w:t>
-        </w:r>
-      </w:hyperlink>
+      <w:r>
+        <w:rPr>
+          <w:lang w:val="es_ES" w:bidi="es_ES"/>
+        </w:rPr>
+        <w:t>2:16–19</w:t>
+      </w:r>
       <w:r>
         <w:rPr>
           <w:lang w:val="es_ES" w:bidi="es_ES"/>
@@ -506,54 +458,36 @@
         </w:rPr>
         <w:t xml:space="preserve">Jueces sigue una estructura A-B-A, comenzando con dos prólogos. Cada uno es introducido por la muerte de Josué, un evento crucial en la vida nacional de Israel, retomando así la narrativa de </w:t>
       </w:r>
-      <w:hyperlink r:id="rId21">
-        <w:r>
-          <w:rPr>
-            <w:lang w:val="es_ES" w:bidi="es_ES"/>
-          </w:rPr>
-          <w:rPr>
-            <w:color w:val="0000EE"/>
-            <w:u w:val="single"/>
-          </w:rPr>
-          <w:t>Jos 24:28–31</w:t>
-        </w:r>
-      </w:hyperlink>
+      <w:r>
+        <w:rPr>
+          <w:lang w:val="es_ES" w:bidi="es_ES"/>
+        </w:rPr>
+        <w:t>Jos 24:28–31</w:t>
+      </w:r>
       <w:r>
         <w:rPr>
           <w:lang w:val="es_ES" w:bidi="es_ES"/>
         </w:rPr>
         <w:t>. El primer prólogo (</w:t>
       </w:r>
-      <w:hyperlink r:id="rId13">
-        <w:r>
-          <w:rPr>
-            <w:lang w:val="es_ES" w:bidi="es_ES"/>
-          </w:rPr>
-          <w:rPr>
-            <w:color w:val="0000EE"/>
-            <w:u w:val="single"/>
-          </w:rPr>
-          <w:t>Jc 1:1–2:5</w:t>
-        </w:r>
-      </w:hyperlink>
+      <w:r>
+        <w:rPr>
+          <w:lang w:val="es_ES" w:bidi="es_ES"/>
+        </w:rPr>
+        <w:t>Jc 1:1–2:5</w:t>
+      </w:r>
       <w:r>
         <w:rPr>
           <w:lang w:val="es_ES" w:bidi="es_ES"/>
         </w:rPr>
         <w:t>) recuerda los fracasos de las tribus individuales para cumplir con el pacto de Dios. Al conformarse con la ocupación parcial de la tierra, demostraron su desprecio por la promesa del Señor y provocaron el retiro de su protección (</w:t>
       </w:r>
-      <w:hyperlink r:id="rId22">
-        <w:r>
-          <w:rPr>
-            <w:lang w:val="es_ES" w:bidi="es_ES"/>
-          </w:rPr>
-          <w:rPr>
-            <w:color w:val="0000EE"/>
-            <w:u w:val="single"/>
-          </w:rPr>
-          <w:t>2:1–3</w:t>
-        </w:r>
-      </w:hyperlink>
+      <w:r>
+        <w:rPr>
+          <w:lang w:val="es_ES" w:bidi="es_ES"/>
+        </w:rPr>
+        <w:t>2:1–3</w:t>
+      </w:r>
       <w:r>
         <w:rPr>
           <w:lang w:val="es_ES" w:bidi="es_ES"/>
@@ -574,72 +508,48 @@
         </w:rPr>
         <w:t>El segundo prólogo (</w:t>
       </w:r>
-      <w:hyperlink r:id="rId14">
-        <w:r>
-          <w:rPr>
-            <w:lang w:val="es_ES" w:bidi="es_ES"/>
-          </w:rPr>
-          <w:rPr>
-            <w:color w:val="0000EE"/>
-            <w:u w:val="single"/>
-          </w:rPr>
-          <w:t>2:6–3:6</w:t>
-        </w:r>
-      </w:hyperlink>
+      <w:r>
+        <w:rPr>
+          <w:lang w:val="es_ES" w:bidi="es_ES"/>
+        </w:rPr>
+        <w:t>2:6–3:6</w:t>
+      </w:r>
       <w:r>
         <w:rPr>
           <w:lang w:val="es_ES" w:bidi="es_ES"/>
         </w:rPr>
         <w:t>) transita de los fracasos de las tribus a presentar a los individuos que el Señor utilizó para mantener viva la llama de la conquista y el asentamiento en un tiempo caótico. La historia avanza desde Josué hacia los ancianos que lo sobrevivieron, quienes habían experimentado el poder de Dios en el desierto y la conquista, y finalmente hacia la tercera generación “que no reconoció al Señor ni recordó las cosas poderosas que Él había hecho por Israel” (</w:t>
       </w:r>
-      <w:hyperlink r:id="rId23">
-        <w:r>
-          <w:rPr>
-            <w:lang w:val="es_ES" w:bidi="es_ES"/>
-          </w:rPr>
-          <w:rPr>
-            <w:color w:val="0000EE"/>
-            <w:u w:val="single"/>
-          </w:rPr>
-          <w:t>2:10</w:t>
-        </w:r>
-      </w:hyperlink>
+      <w:r>
+        <w:rPr>
+          <w:lang w:val="es_ES" w:bidi="es_ES"/>
+        </w:rPr>
+        <w:t>2:10</w:t>
+      </w:r>
       <w:r>
         <w:rPr>
           <w:lang w:val="es_ES" w:bidi="es_ES"/>
         </w:rPr>
         <w:t>). El relato luego introduce la característica central del libro: los jueces que Dios levantó para rescatar a Israel y llamar al pueblo de vuelta a la obediencia del pacto (</w:t>
       </w:r>
-      <w:hyperlink r:id="rId24">
-        <w:r>
-          <w:rPr>
-            <w:lang w:val="es_ES" w:bidi="es_ES"/>
-          </w:rPr>
-          <w:rPr>
-            <w:color w:val="0000EE"/>
-            <w:u w:val="single"/>
-          </w:rPr>
-          <w:t>2:16</w:t>
-        </w:r>
-      </w:hyperlink>
+      <w:r>
+        <w:rPr>
+          <w:lang w:val="es_ES" w:bidi="es_ES"/>
+        </w:rPr>
+        <w:t>2:16</w:t>
+      </w:r>
       <w:r>
         <w:rPr>
           <w:lang w:val="es_ES" w:bidi="es_ES"/>
         </w:rPr>
         <w:t xml:space="preserve">), cuya evidencia sería la ocupación fiel de la tierra de las promesas. </w:t>
       </w:r>
-      <w:hyperlink r:id="rId25">
-        <w:r>
-          <w:rPr>
-            <w:lang w:val="es_ES" w:bidi="es_ES"/>
-          </w:rPr>
-          <w:rPr>
-            <w:color w:val="0000EE"/>
-            <w:u w:val="single"/>
-          </w:rPr>
-          <w:t>Jc 3:1–6</w:t>
-        </w:r>
-      </w:hyperlink>
+      <w:r>
+        <w:rPr>
+          <w:lang w:val="es_ES" w:bidi="es_ES"/>
+        </w:rPr>
+        <w:t>Jc 3:1–6</w:t>
+      </w:r>
       <w:r>
         <w:rPr>
           <w:lang w:val="es_ES" w:bidi="es_ES"/>
@@ -660,36 +570,24 @@
         </w:rPr>
         <w:t>La sección central (</w:t>
       </w:r>
-      <w:hyperlink r:id="rId26">
-        <w:r>
-          <w:rPr>
-            <w:lang w:val="es_ES" w:bidi="es_ES"/>
-          </w:rPr>
-          <w:rPr>
-            <w:color w:val="0000EE"/>
-            <w:u w:val="single"/>
-          </w:rPr>
-          <w:t>3:7–16:31</w:t>
-        </w:r>
-      </w:hyperlink>
+      <w:r>
+        <w:rPr>
+          <w:lang w:val="es_ES" w:bidi="es_ES"/>
+        </w:rPr>
+        <w:t>3:7–16:31</w:t>
+      </w:r>
       <w:r>
         <w:rPr>
           <w:lang w:val="es_ES" w:bidi="es_ES"/>
         </w:rPr>
         <w:t xml:space="preserve">) contiene una serie de “ciclos”: relatos más extensos de los seis jueces principales (Otniel, Aod, Débora, Gedeón, Jefté y Sansón) y relatos más breves de los seis jueces menores (Samgar, Tola, Jair, Ibzán, Elón y Abdón). Esta sección incluye el ascenso de un líder anti-carismático, Abimelec (cap </w:t>
       </w:r>
-      <w:hyperlink r:id="rId27">
-        <w:r>
-          <w:rPr>
-            <w:lang w:val="es_ES" w:bidi="es_ES"/>
-          </w:rPr>
-          <w:rPr>
-            <w:color w:val="0000EE"/>
-            <w:u w:val="single"/>
-          </w:rPr>
-          <w:t>9</w:t>
-        </w:r>
-      </w:hyperlink>
+      <w:r>
+        <w:rPr>
+          <w:lang w:val="es_ES" w:bidi="es_ES"/>
+        </w:rPr>
+        <w:t>9</w:t>
+      </w:r>
       <w:r>
         <w:rPr>
           <w:lang w:val="es_ES" w:bidi="es_ES"/>
@@ -734,36 +632,24 @@
         </w:rPr>
         <w:t xml:space="preserve">Jueces concluye con dos epílogos (caps. </w:t>
       </w:r>
-      <w:hyperlink r:id="rId28">
-        <w:r>
-          <w:rPr>
-            <w:lang w:val="es_ES" w:bidi="es_ES"/>
-          </w:rPr>
-          <w:rPr>
-            <w:color w:val="0000EE"/>
-            <w:u w:val="single"/>
-          </w:rPr>
-          <w:t>17–18,</w:t>
-        </w:r>
-      </w:hyperlink>
+      <w:r>
+        <w:rPr>
+          <w:lang w:val="es_ES" w:bidi="es_ES"/>
+        </w:rPr>
+        <w:t>17–18,</w:t>
+      </w:r>
       <w:r>
         <w:rPr>
           <w:lang w:val="es_ES" w:bidi="es_ES"/>
         </w:rPr>
         <w:t xml:space="preserve"> </w:t>
       </w:r>
-      <w:hyperlink r:id="rId29">
-        <w:r>
-          <w:rPr>
-            <w:lang w:val="es_ES" w:bidi="es_ES"/>
-          </w:rPr>
-          <w:rPr>
-            <w:color w:val="0000EE"/>
-            <w:u w:val="single"/>
-          </w:rPr>
-          <w:t>19–21</w:t>
-        </w:r>
-      </w:hyperlink>
+      <w:r>
+        <w:rPr>
+          <w:lang w:val="es_ES" w:bidi="es_ES"/>
+        </w:rPr>
+        <w:t>19–21</w:t>
+      </w:r>
       <w:r>
         <w:rPr>
           <w:lang w:val="es_ES" w:bidi="es_ES"/>
@@ -794,72 +680,48 @@
         </w:rPr>
         <w:t xml:space="preserve">”, (ver </w:t>
       </w:r>
-      <w:hyperlink r:id="rId16">
-        <w:r>
-          <w:rPr>
-            <w:lang w:val="es_ES" w:bidi="es_ES"/>
-          </w:rPr>
-          <w:rPr>
-            <w:color w:val="0000EE"/>
-            <w:u w:val="single"/>
-          </w:rPr>
-          <w:t>17:6,</w:t>
-        </w:r>
-      </w:hyperlink>
+      <w:r>
+        <w:rPr>
+          <w:lang w:val="es_ES" w:bidi="es_ES"/>
+        </w:rPr>
+        <w:t>17:6,</w:t>
+      </w:r>
       <w:r>
         <w:rPr>
           <w:lang w:val="es_ES" w:bidi="es_ES"/>
         </w:rPr>
         <w:t xml:space="preserve"> </w:t>
       </w:r>
-      <w:hyperlink r:id="rId17">
-        <w:r>
-          <w:rPr>
-            <w:lang w:val="es_ES" w:bidi="es_ES"/>
-          </w:rPr>
-          <w:rPr>
-            <w:color w:val="0000EE"/>
-            <w:u w:val="single"/>
-          </w:rPr>
-          <w:t>18:1,</w:t>
-        </w:r>
-      </w:hyperlink>
+      <w:r>
+        <w:rPr>
+          <w:lang w:val="es_ES" w:bidi="es_ES"/>
+        </w:rPr>
+        <w:t>18:1,</w:t>
+      </w:r>
       <w:r>
         <w:rPr>
           <w:lang w:val="es_ES" w:bidi="es_ES"/>
         </w:rPr>
         <w:t xml:space="preserve"> </w:t>
       </w:r>
-      <w:hyperlink r:id="rId18">
-        <w:r>
-          <w:rPr>
-            <w:lang w:val="es_ES" w:bidi="es_ES"/>
-          </w:rPr>
-          <w:rPr>
-            <w:color w:val="0000EE"/>
-            <w:u w:val="single"/>
-          </w:rPr>
-          <w:t>19:1,</w:t>
-        </w:r>
-      </w:hyperlink>
+      <w:r>
+        <w:rPr>
+          <w:lang w:val="es_ES" w:bidi="es_ES"/>
+        </w:rPr>
+        <w:t>19:1,</w:t>
+      </w:r>
       <w:r>
         <w:rPr>
           <w:lang w:val="es_ES" w:bidi="es_ES"/>
         </w:rPr>
         <w:t xml:space="preserve"> </w:t>
       </w:r>
-      <w:hyperlink r:id="rId19">
-        <w:r>
-          <w:rPr>
-            <w:lang w:val="es_ES" w:bidi="es_ES"/>
-          </w:rPr>
-          <w:rPr>
-            <w:color w:val="0000EE"/>
-            <w:u w:val="single"/>
-          </w:rPr>
-          <w:t>21:25</w:t>
-        </w:r>
-      </w:hyperlink>
+      <w:r>
+        <w:rPr>
+          <w:lang w:val="es_ES" w:bidi="es_ES"/>
+        </w:rPr>
+        <w:t>21:25</w:t>
+      </w:r>
       <w:r>
         <w:rPr>
           <w:lang w:val="es_ES" w:bidi="es_ES"/>
@@ -905,18 +767,12 @@
         </w:rPr>
         <w:t>La evidencia del último capítulo de esta historia (</w:t>
       </w:r>
-      <w:hyperlink r:id="rId30">
-        <w:r>
-          <w:rPr>
-            <w:lang w:val="es_ES" w:bidi="es_ES"/>
-          </w:rPr>
-          <w:rPr>
-            <w:color w:val="0000EE"/>
-            <w:u w:val="single"/>
-          </w:rPr>
-          <w:t>2 Re 25:27–30</w:t>
-        </w:r>
-      </w:hyperlink>
+      <w:r>
+        <w:rPr>
+          <w:lang w:val="es_ES" w:bidi="es_ES"/>
+        </w:rPr>
+        <w:t>2 Re 25:27–30</w:t>
+      </w:r>
       <w:r>
         <w:rPr>
           <w:lang w:val="es_ES" w:bidi="es_ES"/>
@@ -954,36 +810,24 @@
         </w:rPr>
         <w:t xml:space="preserve">. Datar y ordenar a los jueces es notoriamente difícil; los resultados dependen en gran medida de si se considera que el Éxodo ocurrió en los años 1.400 o en los 1.200 a.C. La cronología más larga (basada en una fecha anterior para el Éxodo) armoniza bien con </w:t>
       </w:r>
-      <w:hyperlink r:id="rId31">
-        <w:r>
-          <w:rPr>
-            <w:lang w:val="es_ES" w:bidi="es_ES"/>
-          </w:rPr>
-          <w:rPr>
-            <w:color w:val="0000EE"/>
-            <w:u w:val="single"/>
-          </w:rPr>
-          <w:t>Jc 11:26</w:t>
-        </w:r>
-      </w:hyperlink>
+      <w:r>
+        <w:rPr>
+          <w:lang w:val="es_ES" w:bidi="es_ES"/>
+        </w:rPr>
+        <w:t>Jc 11:26</w:t>
+      </w:r>
       <w:r>
         <w:rPr>
           <w:lang w:val="es_ES" w:bidi="es_ES"/>
         </w:rPr>
         <w:t xml:space="preserve"> y </w:t>
       </w:r>
-      <w:hyperlink r:id="rId32">
-        <w:r>
-          <w:rPr>
-            <w:lang w:val="es_ES" w:bidi="es_ES"/>
-          </w:rPr>
-          <w:rPr>
-            <w:color w:val="0000EE"/>
-            <w:u w:val="single"/>
-          </w:rPr>
-          <w:t>1 Re 6:1</w:t>
-        </w:r>
-      </w:hyperlink>
+      <w:r>
+        <w:rPr>
+          <w:lang w:val="es_ES" w:bidi="es_ES"/>
+        </w:rPr>
+        <w:t>1 Re 6:1</w:t>
+      </w:r>
       <w:r>
         <w:rPr>
           <w:lang w:val="es_ES" w:bidi="es_ES"/>
@@ -1044,18 +888,12 @@
         </w:rPr>
         <w:t xml:space="preserve">Una solución a esta dificultad es darse cuenta de que los jueces no siempre trabajaron de manera secuencial, sino que a veces sus periodos se superpusieron. Por ejemplo, </w:t>
       </w:r>
-      <w:hyperlink r:id="rId33">
-        <w:r>
-          <w:rPr>
-            <w:lang w:val="es_ES" w:bidi="es_ES"/>
-          </w:rPr>
-          <w:rPr>
-            <w:color w:val="0000EE"/>
-            <w:u w:val="single"/>
-          </w:rPr>
-          <w:t>Jc 10:7</w:t>
-        </w:r>
-      </w:hyperlink>
+      <w:r>
+        <w:rPr>
+          <w:lang w:val="es_ES" w:bidi="es_ES"/>
+        </w:rPr>
+        <w:t>Jc 10:7</w:t>
+      </w:r>
       <w:r>
         <w:rPr>
           <w:lang w:val="es_ES" w:bidi="es_ES"/>
@@ -1094,18 +932,12 @@
         </w:rPr>
         <w:t>(</w:t>
       </w:r>
-      <w:hyperlink r:id="rId34">
-        <w:r>
-          <w:rPr>
-            <w:lang w:val="es_ES" w:bidi="es_ES"/>
-          </w:rPr>
-          <w:rPr>
-            <w:color w:val="0000EE"/>
-            <w:u w:val="single"/>
-          </w:rPr>
-          <w:t>3:31</w:t>
-        </w:r>
-      </w:hyperlink>
+      <w:r>
+        <w:rPr>
+          <w:lang w:val="es_ES" w:bidi="es_ES"/>
+        </w:rPr>
+        <w:t>3:31</w:t>
+      </w:r>
       <w:r>
         <w:rPr>
           <w:lang w:val="es_ES" w:bidi="es_ES"/>
@@ -1124,36 +956,24 @@
         </w:rPr>
         <w:t>(</w:t>
       </w:r>
-      <w:hyperlink r:id="rId35">
-        <w:r>
-          <w:rPr>
-            <w:lang w:val="es_ES" w:bidi="es_ES"/>
-          </w:rPr>
-          <w:rPr>
-            <w:color w:val="0000EE"/>
-            <w:u w:val="single"/>
-          </w:rPr>
-          <w:t>4:1,</w:t>
-        </w:r>
-      </w:hyperlink>
+      <w:r>
+        <w:rPr>
+          <w:lang w:val="es_ES" w:bidi="es_ES"/>
+        </w:rPr>
+        <w:t>4:1,</w:t>
+      </w:r>
       <w:r>
         <w:rPr>
           <w:lang w:val="es_ES" w:bidi="es_ES"/>
         </w:rPr>
         <w:t xml:space="preserve"> ver también </w:t>
       </w:r>
-      <w:hyperlink r:id="rId36">
-        <w:r>
-          <w:rPr>
-            <w:lang w:val="es_ES" w:bidi="es_ES"/>
-          </w:rPr>
-          <w:rPr>
-            <w:color w:val="0000EE"/>
-            <w:u w:val="single"/>
-          </w:rPr>
-          <w:t>5:6</w:t>
-        </w:r>
-      </w:hyperlink>
+      <w:r>
+        <w:rPr>
+          <w:lang w:val="es_ES" w:bidi="es_ES"/>
+        </w:rPr>
+        <w:t>5:6</w:t>
+      </w:r>
       <w:r>
         <w:rPr>
           <w:lang w:val="es_ES" w:bidi="es_ES"/>
@@ -1255,18 +1075,12 @@
         </w:rPr>
         <w:t>Incluso en la transición a la monarquía en 1 y 2 Samuel, hay una ambivalencia hacia la nueva forma de liderazgo oficial. La monarquía comenzó con Saúl, un juez-rey carismático en quien se combinaron las debilidades de ambos sistemas, lo que provocó su caída. El liderazgo carismático se reafirma y se renueva luego en la vida de David, un gran héroe-rey. David era tan distintivamente un rey carismático que, inicialmente, es difícil distinguirlo de un juez exitoso. Lo que responde al lamento de Jueces no es el rechazo de los líderes carismáticos, sino la adición del pacto de Dios con su rey elegido, David (</w:t>
       </w:r>
-      <w:hyperlink r:id="rId37">
-        <w:r>
-          <w:rPr>
-            <w:lang w:val="es_ES" w:bidi="es_ES"/>
-          </w:rPr>
-          <w:rPr>
-            <w:color w:val="0000EE"/>
-            <w:u w:val="single"/>
-          </w:rPr>
-          <w:t>2 Sam 7:1–29</w:t>
-        </w:r>
-      </w:hyperlink>
+      <w:r>
+        <w:rPr>
+          <w:lang w:val="es_ES" w:bidi="es_ES"/>
+        </w:rPr>
+        <w:t>2 Sam 7:1–29</w:t>
+      </w:r>
       <w:r>
         <w:rPr>
           <w:lang w:val="es_ES" w:bidi="es_ES"/>
